--- a/assignment_docs/Assignment_PS1_S2-25.docx
+++ b/assignment_docs/Assignment_PS1_S2-25.docx
@@ -1,6 +1,6 @@
 
 <file path=word/document.xml><?xml version="1.0" encoding="utf-8"?>
-<w:document xmlns:wpc="http://schemas.microsoft.com/office/word/2010/wordprocessingCanvas" xmlns:mc="http://schemas.openxmlformats.org/markup-compatibility/2006" xmlns:o="urn:schemas-microsoft-com:office:office" xmlns:r="http://schemas.openxmlformats.org/officeDocument/2006/relationships" xmlns:m="http://schemas.openxmlformats.org/officeDocument/2006/math" xmlns:v="urn:schemas-microsoft-com:vml" xmlns:wp14="http://schemas.microsoft.com/office/word/2010/wordprocessingDrawing" xmlns:wp="http://schemas.openxmlformats.org/drawingml/2006/wordprocessingDrawing" xmlns:w10="urn:schemas-microsoft-com:office:word" xmlns:w="http://schemas.openxmlformats.org/wordprocessingml/2006/main" xmlns:w14="http://schemas.microsoft.com/office/word/2010/wordml" xmlns:w15="http://schemas.microsoft.com/office/word/2012/wordml" xmlns:wpg="http://schemas.microsoft.com/office/word/2010/wordprocessingGroup" xmlns:wpi="http://schemas.microsoft.com/office/word/2010/wordprocessingInk" xmlns:wne="http://schemas.microsoft.com/office/word/2006/wordml" xmlns:wps="http://schemas.microsoft.com/office/word/2010/wordprocessingShape" mc:Ignorable="w14 w15 wp14">
+<w:document xmlns:wpc="http://schemas.microsoft.com/office/word/2010/wordprocessingCanvas" xmlns:cx="http://schemas.microsoft.com/office/drawing/2014/chartex" xmlns:cx1="http://schemas.microsoft.com/office/drawing/2015/9/8/chartex" xmlns:cx2="http://schemas.microsoft.com/office/drawing/2015/10/21/chartex" xmlns:cx3="http://schemas.microsoft.com/office/drawing/2016/5/9/chartex" xmlns:cx4="http://schemas.microsoft.com/office/drawing/2016/5/10/chartex" xmlns:cx5="http://schemas.microsoft.com/office/drawing/2016/5/11/chartex" xmlns:cx6="http://schemas.microsoft.com/office/drawing/2016/5/12/chartex" xmlns:cx7="http://schemas.microsoft.com/office/drawing/2016/5/13/chartex" xmlns:cx8="http://schemas.microsoft.com/office/drawing/2016/5/14/chartex" xmlns:mc="http://schemas.openxmlformats.org/markup-compatibility/2006" xmlns:aink="http://schemas.microsoft.com/office/drawing/2016/ink" xmlns:am3d="http://schemas.microsoft.com/office/drawing/2017/model3d" xmlns:o="urn:schemas-microsoft-com:office:office" xmlns:oel="http://schemas.microsoft.com/office/2019/extlst" xmlns:r="http://schemas.openxmlformats.org/officeDocument/2006/relationships" xmlns:m="http://schemas.openxmlformats.org/officeDocument/2006/math" xmlns:v="urn:schemas-microsoft-com:vml" xmlns:wp14="http://schemas.microsoft.com/office/word/2010/wordprocessingDrawing" xmlns:wp="http://schemas.openxmlformats.org/drawingml/2006/wordprocessingDrawing" xmlns:w10="urn:schemas-microsoft-com:office:word" xmlns:w="http://schemas.openxmlformats.org/wordprocessingml/2006/main" xmlns:w14="http://schemas.microsoft.com/office/word/2010/wordml" xmlns:w15="http://schemas.microsoft.com/office/word/2012/wordml" xmlns:w16cex="http://schemas.microsoft.com/office/word/2018/wordml/cex" xmlns:w16cid="http://schemas.microsoft.com/office/word/2016/wordml/cid" xmlns:w16="http://schemas.microsoft.com/office/word/2018/wordml" xmlns:w16du="http://schemas.microsoft.com/office/word/2023/wordml/word16du" xmlns:w16sdtdh="http://schemas.microsoft.com/office/word/2020/wordml/sdtdatahash" xmlns:w16sdtfl="http://schemas.microsoft.com/office/word/2024/wordml/sdtformatlock" xmlns:w16se="http://schemas.microsoft.com/office/word/2015/wordml/symex" xmlns:wpg="http://schemas.microsoft.com/office/word/2010/wordprocessingGroup" xmlns:wpi="http://schemas.microsoft.com/office/word/2010/wordprocessingInk" xmlns:wne="http://schemas.microsoft.com/office/word/2006/wordml" xmlns:wps="http://schemas.microsoft.com/office/word/2010/wordprocessingShape" mc:Ignorable="w14 w15 w16se w16cid w16 w16cex w16sdtdh w16sdtfl w16du wp14">
   <w:body>
     <w:p>
       <w:pPr>
@@ -225,17 +225,7 @@
           <w:sz w:val="24"/>
           <w:szCs w:val="24"/>
         </w:rPr>
-        <w:t>6</w:t>
-      </w:r>
-      <w:bookmarkStart w:id="0" w:name="_GoBack"/>
-      <w:bookmarkEnd w:id="0"/>
-      <w:r>
-        <w:rPr>
-          <w:rFonts w:ascii="Times New Roman" w:hAnsi="Times New Roman" w:cs="Times New Roman"/>
-          <w:sz w:val="24"/>
-          <w:szCs w:val="24"/>
-        </w:rPr>
-        <w:t>0</w:t>
+        <w:t>60</w:t>
       </w:r>
     </w:p>
     <w:p>
@@ -743,29 +733,7 @@
           <w:sz w:val="24"/>
           <w:szCs w:val="24"/>
         </w:rPr>
-        <w:t xml:space="preserve">1) Develop a </w:t>
-      </w:r>
-      <w:proofErr w:type="spellStart"/>
-      <w:r>
-        <w:rPr>
-          <w:rFonts w:ascii="Times New Roman" w:hAnsi="Times New Roman" w:cs="Times New Roman"/>
-          <w:b/>
-          <w:bCs/>
-          <w:sz w:val="24"/>
-          <w:szCs w:val="24"/>
-        </w:rPr>
-        <w:t>Microservices</w:t>
-      </w:r>
-      <w:proofErr w:type="spellEnd"/>
-      <w:r>
-        <w:rPr>
-          <w:rFonts w:ascii="Times New Roman" w:hAnsi="Times New Roman" w:cs="Times New Roman"/>
-          <w:b/>
-          <w:bCs/>
-          <w:sz w:val="24"/>
-          <w:szCs w:val="24"/>
-        </w:rPr>
-        <w:t xml:space="preserve">-Based Application (≥ 4 services; separate repositories) </w:t>
+        <w:t xml:space="preserve">1) Develop a Microservices-Based Application (≥ 4 services; separate repositories) </w:t>
       </w:r>
       <w:r>
         <w:rPr>
@@ -795,45 +763,16 @@
           <w:sz w:val="24"/>
           <w:szCs w:val="24"/>
         </w:rPr>
-        <w:t xml:space="preserve">Design and implement at least four independent </w:t>
-      </w:r>
-      <w:proofErr w:type="spellStart"/>
-      <w:r>
-        <w:rPr>
-          <w:rFonts w:ascii="Times New Roman" w:hAnsi="Times New Roman" w:cs="Times New Roman"/>
-          <w:sz w:val="24"/>
-          <w:szCs w:val="24"/>
-        </w:rPr>
-        <w:t>microservices</w:t>
-      </w:r>
-      <w:proofErr w:type="spellEnd"/>
-      <w:r>
-        <w:rPr>
-          <w:rFonts w:ascii="Times New Roman" w:hAnsi="Times New Roman" w:cs="Times New Roman"/>
-          <w:sz w:val="24"/>
-          <w:szCs w:val="24"/>
-        </w:rPr>
-        <w:t xml:space="preserve">, each maintained in its own </w:t>
-      </w:r>
-      <w:proofErr w:type="spellStart"/>
-      <w:r>
-        <w:rPr>
-          <w:rFonts w:ascii="Times New Roman" w:hAnsi="Times New Roman" w:cs="Times New Roman"/>
-          <w:b/>
-          <w:sz w:val="24"/>
-          <w:szCs w:val="24"/>
-        </w:rPr>
-        <w:t>GitHub</w:t>
-      </w:r>
-      <w:proofErr w:type="spellEnd"/>
-      <w:r>
-        <w:rPr>
-          <w:rFonts w:ascii="Times New Roman" w:hAnsi="Times New Roman" w:cs="Times New Roman"/>
-          <w:b/>
-          <w:sz w:val="24"/>
-          <w:szCs w:val="24"/>
-        </w:rPr>
-        <w:t xml:space="preserve"> repository</w:t>
+        <w:t xml:space="preserve">Design and implement at least four independent microservices, each maintained in its own </w:t>
+      </w:r>
+      <w:r>
+        <w:rPr>
+          <w:rFonts w:ascii="Times New Roman" w:hAnsi="Times New Roman" w:cs="Times New Roman"/>
+          <w:b/>
+          <w:sz w:val="24"/>
+          <w:szCs w:val="24"/>
+        </w:rPr>
+        <w:t>GitHub repository</w:t>
       </w:r>
       <w:r>
         <w:rPr>
@@ -1207,25 +1146,7 @@
           <w:sz w:val="24"/>
           <w:szCs w:val="24"/>
         </w:rPr>
-        <w:t xml:space="preserve">Support </w:t>
-      </w:r>
-      <w:proofErr w:type="spellStart"/>
-      <w:r>
-        <w:rPr>
-          <w:rFonts w:ascii="Times New Roman" w:hAnsi="Times New Roman" w:cs="Times New Roman"/>
-          <w:sz w:val="24"/>
-          <w:szCs w:val="24"/>
-        </w:rPr>
-        <w:t>idempotency</w:t>
-      </w:r>
-      <w:proofErr w:type="spellEnd"/>
-      <w:r>
-        <w:rPr>
-          <w:rFonts w:ascii="Times New Roman" w:hAnsi="Times New Roman" w:cs="Times New Roman"/>
-          <w:sz w:val="24"/>
-          <w:szCs w:val="24"/>
-        </w:rPr>
-        <w:t xml:space="preserve"> keys for /transfer operations.</w:t>
+        <w:t>Support idempotency keys for /transfer operations.</w:t>
       </w:r>
     </w:p>
     <w:p>
@@ -1348,25 +1269,7 @@
           <w:sz w:val="24"/>
           <w:szCs w:val="24"/>
         </w:rPr>
-        <w:t xml:space="preserve">: Each </w:t>
-      </w:r>
-      <w:proofErr w:type="spellStart"/>
-      <w:r>
-        <w:rPr>
-          <w:rFonts w:ascii="Times New Roman" w:hAnsi="Times New Roman" w:cs="Times New Roman"/>
-          <w:sz w:val="24"/>
-          <w:szCs w:val="24"/>
-        </w:rPr>
-        <w:t>microservice</w:t>
-      </w:r>
-      <w:proofErr w:type="spellEnd"/>
-      <w:r>
-        <w:rPr>
-          <w:rFonts w:ascii="Times New Roman" w:hAnsi="Times New Roman" w:cs="Times New Roman"/>
-          <w:sz w:val="24"/>
-          <w:szCs w:val="24"/>
-        </w:rPr>
-        <w:t xml:space="preserve"> must manage its own database schema independently (no shared tables). Replicate only required fields for read operations.</w:t>
+        <w:t>: Each microservice must manage its own database schema independently (no shared tables). Replicate only required fields for read operations.</w:t>
       </w:r>
     </w:p>
     <w:p>
@@ -1650,25 +1553,7 @@
           <w:sz w:val="24"/>
           <w:szCs w:val="24"/>
         </w:rPr>
-        <w:t xml:space="preserve">: transactions along with an </w:t>
-      </w:r>
-      <w:proofErr w:type="spellStart"/>
-      <w:r>
-        <w:rPr>
-          <w:rFonts w:ascii="Times New Roman" w:hAnsi="Times New Roman" w:cs="Times New Roman"/>
-          <w:sz w:val="24"/>
-          <w:szCs w:val="24"/>
-        </w:rPr>
-        <w:t>idempotency</w:t>
-      </w:r>
-      <w:proofErr w:type="spellEnd"/>
-      <w:r>
-        <w:rPr>
-          <w:rFonts w:ascii="Times New Roman" w:hAnsi="Times New Roman" w:cs="Times New Roman"/>
-          <w:sz w:val="24"/>
-          <w:szCs w:val="24"/>
-        </w:rPr>
-        <w:t xml:space="preserve"> table</w:t>
+        <w:t>: transactions along with an idempotency table</w:t>
       </w:r>
     </w:p>
     <w:p>
@@ -1906,25 +1791,7 @@
           <w:sz w:val="24"/>
           <w:szCs w:val="24"/>
         </w:rPr>
-        <w:t>Enforce a daily transfer limit (e.g., ₹2</w:t>
-      </w:r>
-      <w:proofErr w:type="gramStart"/>
-      <w:r>
-        <w:rPr>
-          <w:rFonts w:ascii="Times New Roman" w:hAnsi="Times New Roman" w:cs="Times New Roman"/>
-          <w:sz w:val="24"/>
-          <w:szCs w:val="24"/>
-        </w:rPr>
-        <w:t>,00,000</w:t>
-      </w:r>
-      <w:proofErr w:type="gramEnd"/>
-      <w:r>
-        <w:rPr>
-          <w:rFonts w:ascii="Times New Roman" w:hAnsi="Times New Roman" w:cs="Times New Roman"/>
-          <w:sz w:val="24"/>
-          <w:szCs w:val="24"/>
-        </w:rPr>
-        <w:t>) and return clear error messages when exceeded.</w:t>
+        <w:t>Enforce a daily transfer limit (e.g., ₹2,00,000) and return clear error messages when exceeded.</w:t>
       </w:r>
     </w:p>
     <w:p>
@@ -2309,19 +2176,8 @@
           <w:sz w:val="24"/>
           <w:szCs w:val="24"/>
         </w:rPr>
-        <w:t xml:space="preserve">Kafka or </w:t>
-      </w:r>
-      <w:proofErr w:type="spellStart"/>
-      <w:r>
-        <w:rPr>
-          <w:rFonts w:ascii="Times New Roman" w:hAnsi="Times New Roman" w:cs="Times New Roman"/>
-          <w:b/>
-          <w:sz w:val="24"/>
-          <w:szCs w:val="24"/>
-        </w:rPr>
-        <w:t>RabbitMQ</w:t>
-      </w:r>
-      <w:proofErr w:type="spellEnd"/>
+        <w:t>Kafka or RabbitMQ</w:t>
+      </w:r>
       <w:r>
         <w:rPr>
           <w:rFonts w:ascii="Times New Roman" w:hAnsi="Times New Roman" w:cs="Times New Roman"/>
@@ -2402,43 +2258,7 @@
           <w:sz w:val="24"/>
           <w:szCs w:val="24"/>
         </w:rPr>
-        <w:t xml:space="preserve">Implement timeouts, retries with exponential </w:t>
-      </w:r>
-      <w:proofErr w:type="spellStart"/>
-      <w:r>
-        <w:rPr>
-          <w:rFonts w:ascii="Times New Roman" w:hAnsi="Times New Roman" w:cs="Times New Roman"/>
-          <w:sz w:val="24"/>
-          <w:szCs w:val="24"/>
-        </w:rPr>
-        <w:t>backoff</w:t>
-      </w:r>
-      <w:proofErr w:type="spellEnd"/>
-      <w:r>
-        <w:rPr>
-          <w:rFonts w:ascii="Times New Roman" w:hAnsi="Times New Roman" w:cs="Times New Roman"/>
-          <w:sz w:val="24"/>
-          <w:szCs w:val="24"/>
-        </w:rPr>
-        <w:t xml:space="preserve">, and </w:t>
-      </w:r>
-      <w:proofErr w:type="spellStart"/>
-      <w:r>
-        <w:rPr>
-          <w:rFonts w:ascii="Times New Roman" w:hAnsi="Times New Roman" w:cs="Times New Roman"/>
-          <w:sz w:val="24"/>
-          <w:szCs w:val="24"/>
-        </w:rPr>
-        <w:t>idempotency</w:t>
-      </w:r>
-      <w:proofErr w:type="spellEnd"/>
-      <w:r>
-        <w:rPr>
-          <w:rFonts w:ascii="Times New Roman" w:hAnsi="Times New Roman" w:cs="Times New Roman"/>
-          <w:sz w:val="24"/>
-          <w:szCs w:val="24"/>
-        </w:rPr>
-        <w:t xml:space="preserve"> handling for /transfer.</w:t>
+        <w:t>Implement timeouts, retries with exponential backoff, and idempotency handling for /transfer.</w:t>
       </w:r>
     </w:p>
     <w:p>
@@ -2471,27 +2291,7 @@
           <w:szCs w:val="24"/>
         </w:rPr>
         <w:lastRenderedPageBreak/>
-        <w:t xml:space="preserve">4) Containerization using </w:t>
-      </w:r>
-      <w:proofErr w:type="spellStart"/>
-      <w:r>
-        <w:rPr>
-          <w:rFonts w:ascii="Times New Roman" w:hAnsi="Times New Roman" w:cs="Times New Roman"/>
-          <w:b/>
-          <w:sz w:val="24"/>
-          <w:szCs w:val="24"/>
-        </w:rPr>
-        <w:t>Docker</w:t>
-      </w:r>
-      <w:proofErr w:type="spellEnd"/>
-      <w:r>
-        <w:rPr>
-          <w:rFonts w:ascii="Times New Roman" w:hAnsi="Times New Roman" w:cs="Times New Roman"/>
-          <w:b/>
-          <w:sz w:val="24"/>
-          <w:szCs w:val="24"/>
-        </w:rPr>
-        <w:t xml:space="preserve"> (2 Marks)</w:t>
+        <w:t>4) Containerization using Docker (2 Marks)</w:t>
       </w:r>
     </w:p>
     <w:p>
@@ -2534,25 +2334,7 @@
           <w:sz w:val="24"/>
           <w:szCs w:val="24"/>
         </w:rPr>
-        <w:t xml:space="preserve"> for each </w:t>
-      </w:r>
-      <w:proofErr w:type="spellStart"/>
-      <w:r>
-        <w:rPr>
-          <w:rFonts w:ascii="Times New Roman" w:hAnsi="Times New Roman" w:cs="Times New Roman"/>
-          <w:sz w:val="24"/>
-          <w:szCs w:val="24"/>
-        </w:rPr>
-        <w:t>microservice</w:t>
-      </w:r>
-      <w:proofErr w:type="spellEnd"/>
-      <w:r>
-        <w:rPr>
-          <w:rFonts w:ascii="Times New Roman" w:hAnsi="Times New Roman" w:cs="Times New Roman"/>
-          <w:sz w:val="24"/>
-          <w:szCs w:val="24"/>
-        </w:rPr>
-        <w:t>.</w:t>
+        <w:t xml:space="preserve"> for each microservice.</w:t>
       </w:r>
     </w:p>
     <w:p>
@@ -2578,25 +2360,14 @@
         </w:rPr>
         <w:t xml:space="preserve">Provide a </w:t>
       </w:r>
-      <w:proofErr w:type="spellStart"/>
-      <w:r>
-        <w:rPr>
-          <w:rFonts w:ascii="Times New Roman" w:hAnsi="Times New Roman" w:cs="Times New Roman"/>
-          <w:b/>
-          <w:sz w:val="24"/>
-          <w:szCs w:val="24"/>
-        </w:rPr>
-        <w:t>Docker</w:t>
-      </w:r>
-      <w:proofErr w:type="spellEnd"/>
-      <w:r>
-        <w:rPr>
-          <w:rFonts w:ascii="Times New Roman" w:hAnsi="Times New Roman" w:cs="Times New Roman"/>
-          <w:b/>
-          <w:sz w:val="24"/>
-          <w:szCs w:val="24"/>
-        </w:rPr>
-        <w:t xml:space="preserve"> Compose</w:t>
+      <w:r>
+        <w:rPr>
+          <w:rFonts w:ascii="Times New Roman" w:hAnsi="Times New Roman" w:cs="Times New Roman"/>
+          <w:b/>
+          <w:sz w:val="24"/>
+          <w:szCs w:val="24"/>
+        </w:rPr>
+        <w:t>Docker Compose</w:t>
       </w:r>
       <w:r>
         <w:rPr>
@@ -2687,23 +2458,13 @@
           <w:szCs w:val="24"/>
         </w:rPr>
       </w:pPr>
-      <w:proofErr w:type="spellStart"/>
-      <w:r>
-        <w:rPr>
-          <w:rFonts w:ascii="Times New Roman" w:hAnsi="Times New Roman" w:cs="Times New Roman"/>
-          <w:sz w:val="24"/>
-          <w:szCs w:val="24"/>
-        </w:rPr>
-        <w:t>docker</w:t>
-      </w:r>
-      <w:proofErr w:type="spellEnd"/>
-      <w:r>
-        <w:rPr>
-          <w:rFonts w:ascii="Times New Roman" w:hAnsi="Times New Roman" w:cs="Times New Roman"/>
-          <w:sz w:val="24"/>
-          <w:szCs w:val="24"/>
-        </w:rPr>
-        <w:t xml:space="preserve"> </w:t>
+      <w:r>
+        <w:rPr>
+          <w:rFonts w:ascii="Times New Roman" w:hAnsi="Times New Roman" w:cs="Times New Roman"/>
+          <w:sz w:val="24"/>
+          <w:szCs w:val="24"/>
+        </w:rPr>
+        <w:t xml:space="preserve">docker </w:t>
       </w:r>
       <w:proofErr w:type="spellStart"/>
       <w:r>
@@ -2821,27 +2582,7 @@
           <w:sz w:val="24"/>
           <w:szCs w:val="24"/>
         </w:rPr>
-        <w:t xml:space="preserve"> (Local </w:t>
-      </w:r>
-      <w:proofErr w:type="spellStart"/>
-      <w:r>
-        <w:rPr>
-          <w:rFonts w:ascii="Times New Roman" w:hAnsi="Times New Roman" w:cs="Times New Roman"/>
-          <w:b/>
-          <w:sz w:val="24"/>
-          <w:szCs w:val="24"/>
-        </w:rPr>
-        <w:t>Kubernetes</w:t>
-      </w:r>
-      <w:proofErr w:type="spellEnd"/>
-      <w:r>
-        <w:rPr>
-          <w:rFonts w:ascii="Times New Roman" w:hAnsi="Times New Roman" w:cs="Times New Roman"/>
-          <w:b/>
-          <w:sz w:val="24"/>
-          <w:szCs w:val="24"/>
-        </w:rPr>
-        <w:t>) (2 Marks)</w:t>
+        <w:t xml:space="preserve"> (Local Kubernetes) (2 Marks)</w:t>
       </w:r>
     </w:p>
     <w:p>
@@ -2867,27 +2608,7 @@
           <w:sz w:val="24"/>
           <w:szCs w:val="24"/>
         </w:rPr>
-        <w:t xml:space="preserve">Develop </w:t>
-      </w:r>
-      <w:proofErr w:type="spellStart"/>
-      <w:r>
-        <w:rPr>
-          <w:rFonts w:ascii="Times New Roman" w:hAnsi="Times New Roman" w:cs="Times New Roman"/>
-          <w:b/>
-          <w:sz w:val="24"/>
-          <w:szCs w:val="24"/>
-        </w:rPr>
-        <w:t>Kubernetes</w:t>
-      </w:r>
-      <w:proofErr w:type="spellEnd"/>
-      <w:r>
-        <w:rPr>
-          <w:rFonts w:ascii="Times New Roman" w:hAnsi="Times New Roman" w:cs="Times New Roman"/>
-          <w:b/>
-          <w:sz w:val="24"/>
-          <w:szCs w:val="24"/>
-        </w:rPr>
-        <w:t xml:space="preserve"> manifests for each service, including:</w:t>
+        <w:t>Develop Kubernetes manifests for each service, including:</w:t>
       </w:r>
     </w:p>
     <w:p>
@@ -2920,25 +2641,7 @@
           <w:sz w:val="24"/>
           <w:szCs w:val="24"/>
         </w:rPr>
-        <w:t xml:space="preserve"> (with readiness/</w:t>
-      </w:r>
-      <w:proofErr w:type="spellStart"/>
-      <w:r>
-        <w:rPr>
-          <w:rFonts w:ascii="Times New Roman" w:hAnsi="Times New Roman" w:cs="Times New Roman"/>
-          <w:sz w:val="24"/>
-          <w:szCs w:val="24"/>
-        </w:rPr>
-        <w:t>liveness</w:t>
-      </w:r>
-      <w:proofErr w:type="spellEnd"/>
-      <w:r>
-        <w:rPr>
-          <w:rFonts w:ascii="Times New Roman" w:hAnsi="Times New Roman" w:cs="Times New Roman"/>
-          <w:sz w:val="24"/>
-          <w:szCs w:val="24"/>
-        </w:rPr>
-        <w:t xml:space="preserve"> probes and resource limits)</w:t>
+        <w:t xml:space="preserve"> (with readiness/liveness probes and resource limits)</w:t>
       </w:r>
     </w:p>
     <w:p>
@@ -3782,8 +3485,8 @@
 </file>
 
 <file path=word/numbering.xml><?xml version="1.0" encoding="utf-8"?>
-<w:numbering xmlns:wpc="http://schemas.microsoft.com/office/word/2010/wordprocessingCanvas" xmlns:mc="http://schemas.openxmlformats.org/markup-compatibility/2006" xmlns:o="urn:schemas-microsoft-com:office:office" xmlns:r="http://schemas.openxmlformats.org/officeDocument/2006/relationships" xmlns:m="http://schemas.openxmlformats.org/officeDocument/2006/math" xmlns:v="urn:schemas-microsoft-com:vml" xmlns:wp14="http://schemas.microsoft.com/office/word/2010/wordprocessingDrawing" xmlns:wp="http://schemas.openxmlformats.org/drawingml/2006/wordprocessingDrawing" xmlns:w10="urn:schemas-microsoft-com:office:word" xmlns:w="http://schemas.openxmlformats.org/wordprocessingml/2006/main" xmlns:w14="http://schemas.microsoft.com/office/word/2010/wordml" xmlns:w15="http://schemas.microsoft.com/office/word/2012/wordml" xmlns:wpg="http://schemas.microsoft.com/office/word/2010/wordprocessingGroup" xmlns:wpi="http://schemas.microsoft.com/office/word/2010/wordprocessingInk" xmlns:wne="http://schemas.microsoft.com/office/word/2006/wordml" xmlns:wps="http://schemas.microsoft.com/office/word/2010/wordprocessingShape" mc:Ignorable="w14 w15 wp14">
-  <w:abstractNum w:abstractNumId="0">
+<w:numbering xmlns:wpc="http://schemas.microsoft.com/office/word/2010/wordprocessingCanvas" xmlns:cx="http://schemas.microsoft.com/office/drawing/2014/chartex" xmlns:cx1="http://schemas.microsoft.com/office/drawing/2015/9/8/chartex" xmlns:cx2="http://schemas.microsoft.com/office/drawing/2015/10/21/chartex" xmlns:cx3="http://schemas.microsoft.com/office/drawing/2016/5/9/chartex" xmlns:cx4="http://schemas.microsoft.com/office/drawing/2016/5/10/chartex" xmlns:cx5="http://schemas.microsoft.com/office/drawing/2016/5/11/chartex" xmlns:cx6="http://schemas.microsoft.com/office/drawing/2016/5/12/chartex" xmlns:cx7="http://schemas.microsoft.com/office/drawing/2016/5/13/chartex" xmlns:cx8="http://schemas.microsoft.com/office/drawing/2016/5/14/chartex" xmlns:mc="http://schemas.openxmlformats.org/markup-compatibility/2006" xmlns:aink="http://schemas.microsoft.com/office/drawing/2016/ink" xmlns:am3d="http://schemas.microsoft.com/office/drawing/2017/model3d" xmlns:o="urn:schemas-microsoft-com:office:office" xmlns:oel="http://schemas.microsoft.com/office/2019/extlst" xmlns:r="http://schemas.openxmlformats.org/officeDocument/2006/relationships" xmlns:m="http://schemas.openxmlformats.org/officeDocument/2006/math" xmlns:v="urn:schemas-microsoft-com:vml" xmlns:wp14="http://schemas.microsoft.com/office/word/2010/wordprocessingDrawing" xmlns:wp="http://schemas.openxmlformats.org/drawingml/2006/wordprocessingDrawing" xmlns:w10="urn:schemas-microsoft-com:office:word" xmlns:w="http://schemas.openxmlformats.org/wordprocessingml/2006/main" xmlns:w14="http://schemas.microsoft.com/office/word/2010/wordml" xmlns:w15="http://schemas.microsoft.com/office/word/2012/wordml" xmlns:w16cex="http://schemas.microsoft.com/office/word/2018/wordml/cex" xmlns:w16cid="http://schemas.microsoft.com/office/word/2016/wordml/cid" xmlns:w16="http://schemas.microsoft.com/office/word/2018/wordml" xmlns:w16du="http://schemas.microsoft.com/office/word/2023/wordml/word16du" xmlns:w16sdtdh="http://schemas.microsoft.com/office/word/2020/wordml/sdtdatahash" xmlns:w16sdtfl="http://schemas.microsoft.com/office/word/2024/wordml/sdtformatlock" xmlns:w16se="http://schemas.microsoft.com/office/word/2015/wordml/symex" xmlns:wpg="http://schemas.microsoft.com/office/word/2010/wordprocessingGroup" xmlns:wpi="http://schemas.microsoft.com/office/word/2010/wordprocessingInk" xmlns:wne="http://schemas.microsoft.com/office/word/2006/wordml" xmlns:wps="http://schemas.microsoft.com/office/word/2010/wordprocessingShape" mc:Ignorable="w14 w15 w16se w16cid w16 w16cex w16sdtdh w16sdtfl w16du wp14">
+  <w:abstractNum w:abstractNumId="0" w15:restartNumberingAfterBreak="0">
     <w:nsid w:val="00B70BDA"/>
     <w:multiLevelType w:val="hybridMultilevel"/>
     <w:tmpl w:val="5F581052"/>
@@ -3896,7 +3599,7 @@
       </w:rPr>
     </w:lvl>
   </w:abstractNum>
-  <w:abstractNum w:abstractNumId="1">
+  <w:abstractNum w:abstractNumId="1" w15:restartNumberingAfterBreak="0">
     <w:nsid w:val="04B07DB7"/>
     <w:multiLevelType w:val="hybridMultilevel"/>
     <w:tmpl w:val="32F89EC0"/>
@@ -4009,7 +3712,7 @@
       </w:rPr>
     </w:lvl>
   </w:abstractNum>
-  <w:abstractNum w:abstractNumId="2">
+  <w:abstractNum w:abstractNumId="2" w15:restartNumberingAfterBreak="0">
     <w:nsid w:val="0BA15F05"/>
     <w:multiLevelType w:val="hybridMultilevel"/>
     <w:tmpl w:val="03E26828"/>
@@ -4122,7 +3825,7 @@
       </w:rPr>
     </w:lvl>
   </w:abstractNum>
-  <w:abstractNum w:abstractNumId="3">
+  <w:abstractNum w:abstractNumId="3" w15:restartNumberingAfterBreak="0">
     <w:nsid w:val="13833BBE"/>
     <w:multiLevelType w:val="hybridMultilevel"/>
     <w:tmpl w:val="5F7CAB20"/>
@@ -4235,7 +3938,7 @@
       </w:rPr>
     </w:lvl>
   </w:abstractNum>
-  <w:abstractNum w:abstractNumId="4">
+  <w:abstractNum w:abstractNumId="4" w15:restartNumberingAfterBreak="0">
     <w:nsid w:val="17CC11B6"/>
     <w:multiLevelType w:val="hybridMultilevel"/>
     <w:tmpl w:val="49AA843A"/>
@@ -4348,7 +4051,7 @@
       </w:rPr>
     </w:lvl>
   </w:abstractNum>
-  <w:abstractNum w:abstractNumId="5">
+  <w:abstractNum w:abstractNumId="5" w15:restartNumberingAfterBreak="0">
     <w:nsid w:val="198A03BE"/>
     <w:multiLevelType w:val="hybridMultilevel"/>
     <w:tmpl w:val="5A029AEE"/>
@@ -4461,7 +4164,7 @@
       </w:rPr>
     </w:lvl>
   </w:abstractNum>
-  <w:abstractNum w:abstractNumId="6">
+  <w:abstractNum w:abstractNumId="6" w15:restartNumberingAfterBreak="0">
     <w:nsid w:val="1BE0111D"/>
     <w:multiLevelType w:val="hybridMultilevel"/>
     <w:tmpl w:val="8438D64E"/>
@@ -4574,7 +4277,7 @@
       </w:rPr>
     </w:lvl>
   </w:abstractNum>
-  <w:abstractNum w:abstractNumId="7">
+  <w:abstractNum w:abstractNumId="7" w15:restartNumberingAfterBreak="0">
     <w:nsid w:val="31333D01"/>
     <w:multiLevelType w:val="hybridMultilevel"/>
     <w:tmpl w:val="FD1CB470"/>
@@ -4687,7 +4390,7 @@
       </w:rPr>
     </w:lvl>
   </w:abstractNum>
-  <w:abstractNum w:abstractNumId="8">
+  <w:abstractNum w:abstractNumId="8" w15:restartNumberingAfterBreak="0">
     <w:nsid w:val="31CE6B63"/>
     <w:multiLevelType w:val="multilevel"/>
     <w:tmpl w:val="2AA8BBB2"/>
@@ -4836,7 +4539,7 @@
       </w:rPr>
     </w:lvl>
   </w:abstractNum>
-  <w:abstractNum w:abstractNumId="9">
+  <w:abstractNum w:abstractNumId="9" w15:restartNumberingAfterBreak="0">
     <w:nsid w:val="364B2823"/>
     <w:multiLevelType w:val="hybridMultilevel"/>
     <w:tmpl w:val="C93EEBF0"/>
@@ -4949,7 +4652,7 @@
       </w:rPr>
     </w:lvl>
   </w:abstractNum>
-  <w:abstractNum w:abstractNumId="10">
+  <w:abstractNum w:abstractNumId="10" w15:restartNumberingAfterBreak="0">
     <w:nsid w:val="368E1D7C"/>
     <w:multiLevelType w:val="hybridMultilevel"/>
     <w:tmpl w:val="B7E45DEC"/>
@@ -5062,7 +4765,7 @@
       </w:rPr>
     </w:lvl>
   </w:abstractNum>
-  <w:abstractNum w:abstractNumId="11">
+  <w:abstractNum w:abstractNumId="11" w15:restartNumberingAfterBreak="0">
     <w:nsid w:val="3B8F24B1"/>
     <w:multiLevelType w:val="hybridMultilevel"/>
     <w:tmpl w:val="857E90FA"/>
@@ -5175,7 +4878,7 @@
       </w:rPr>
     </w:lvl>
   </w:abstractNum>
-  <w:abstractNum w:abstractNumId="12">
+  <w:abstractNum w:abstractNumId="12" w15:restartNumberingAfterBreak="0">
     <w:nsid w:val="42EC0BAA"/>
     <w:multiLevelType w:val="hybridMultilevel"/>
     <w:tmpl w:val="66C88F6E"/>
@@ -5288,7 +4991,7 @@
       </w:rPr>
     </w:lvl>
   </w:abstractNum>
-  <w:abstractNum w:abstractNumId="13">
+  <w:abstractNum w:abstractNumId="13" w15:restartNumberingAfterBreak="0">
     <w:nsid w:val="472235C5"/>
     <w:multiLevelType w:val="hybridMultilevel"/>
     <w:tmpl w:val="E49A9672"/>
@@ -5401,7 +5104,7 @@
       </w:rPr>
     </w:lvl>
   </w:abstractNum>
-  <w:abstractNum w:abstractNumId="14">
+  <w:abstractNum w:abstractNumId="14" w15:restartNumberingAfterBreak="0">
     <w:nsid w:val="577F704C"/>
     <w:multiLevelType w:val="hybridMultilevel"/>
     <w:tmpl w:val="C756E3B0"/>
@@ -5514,7 +5217,7 @@
       </w:rPr>
     </w:lvl>
   </w:abstractNum>
-  <w:abstractNum w:abstractNumId="15">
+  <w:abstractNum w:abstractNumId="15" w15:restartNumberingAfterBreak="0">
     <w:nsid w:val="6E9F24BD"/>
     <w:multiLevelType w:val="hybridMultilevel"/>
     <w:tmpl w:val="393E8B1C"/>
@@ -5627,7 +5330,7 @@
       </w:rPr>
     </w:lvl>
   </w:abstractNum>
-  <w:abstractNum w:abstractNumId="16">
+  <w:abstractNum w:abstractNumId="16" w15:restartNumberingAfterBreak="0">
     <w:nsid w:val="73CA69E7"/>
     <w:multiLevelType w:val="hybridMultilevel"/>
     <w:tmpl w:val="3C1EAE3C"/>
@@ -5740,62 +5443,62 @@
       </w:rPr>
     </w:lvl>
   </w:abstractNum>
-  <w:num w:numId="1">
+  <w:num w:numId="1" w16cid:durableId="872882718">
     <w:abstractNumId w:val="15"/>
   </w:num>
-  <w:num w:numId="2">
+  <w:num w:numId="2" w16cid:durableId="1648976117">
     <w:abstractNumId w:val="10"/>
   </w:num>
-  <w:num w:numId="3">
+  <w:num w:numId="3" w16cid:durableId="1115440738">
     <w:abstractNumId w:val="4"/>
   </w:num>
-  <w:num w:numId="4">
+  <w:num w:numId="4" w16cid:durableId="2049211645">
     <w:abstractNumId w:val="6"/>
   </w:num>
-  <w:num w:numId="5">
+  <w:num w:numId="5" w16cid:durableId="61684933">
     <w:abstractNumId w:val="13"/>
   </w:num>
-  <w:num w:numId="6">
+  <w:num w:numId="6" w16cid:durableId="1163619299">
     <w:abstractNumId w:val="11"/>
   </w:num>
-  <w:num w:numId="7">
+  <w:num w:numId="7" w16cid:durableId="1846938058">
     <w:abstractNumId w:val="0"/>
   </w:num>
-  <w:num w:numId="8">
+  <w:num w:numId="8" w16cid:durableId="810293574">
     <w:abstractNumId w:val="5"/>
   </w:num>
-  <w:num w:numId="9">
+  <w:num w:numId="9" w16cid:durableId="1227645982">
     <w:abstractNumId w:val="1"/>
   </w:num>
-  <w:num w:numId="10">
+  <w:num w:numId="10" w16cid:durableId="1853303118">
     <w:abstractNumId w:val="16"/>
   </w:num>
-  <w:num w:numId="11">
+  <w:num w:numId="11" w16cid:durableId="2142796958">
     <w:abstractNumId w:val="7"/>
   </w:num>
-  <w:num w:numId="12">
+  <w:num w:numId="12" w16cid:durableId="2136562433">
     <w:abstractNumId w:val="3"/>
   </w:num>
-  <w:num w:numId="13">
+  <w:num w:numId="13" w16cid:durableId="313459232">
     <w:abstractNumId w:val="9"/>
   </w:num>
-  <w:num w:numId="14">
+  <w:num w:numId="14" w16cid:durableId="201019017">
     <w:abstractNumId w:val="12"/>
   </w:num>
-  <w:num w:numId="15">
+  <w:num w:numId="15" w16cid:durableId="614599923">
     <w:abstractNumId w:val="14"/>
   </w:num>
-  <w:num w:numId="16">
+  <w:num w:numId="16" w16cid:durableId="719210538">
     <w:abstractNumId w:val="2"/>
   </w:num>
-  <w:num w:numId="17">
+  <w:num w:numId="17" w16cid:durableId="828987571">
     <w:abstractNumId w:val="8"/>
   </w:num>
 </w:numbering>
 </file>
 
 <file path=word/styles.xml><?xml version="1.0" encoding="utf-8"?>
-<w:styles xmlns:mc="http://schemas.openxmlformats.org/markup-compatibility/2006" xmlns:r="http://schemas.openxmlformats.org/officeDocument/2006/relationships" xmlns:w="http://schemas.openxmlformats.org/wordprocessingml/2006/main" xmlns:w14="http://schemas.microsoft.com/office/word/2010/wordml" xmlns:w15="http://schemas.microsoft.com/office/word/2012/wordml" mc:Ignorable="w14 w15">
+<w:styles xmlns:mc="http://schemas.openxmlformats.org/markup-compatibility/2006" xmlns:r="http://schemas.openxmlformats.org/officeDocument/2006/relationships" xmlns:w="http://schemas.openxmlformats.org/wordprocessingml/2006/main" xmlns:w14="http://schemas.microsoft.com/office/word/2010/wordml" xmlns:w15="http://schemas.microsoft.com/office/word/2012/wordml" xmlns:w16cex="http://schemas.microsoft.com/office/word/2018/wordml/cex" xmlns:w16cid="http://schemas.microsoft.com/office/word/2016/wordml/cid" xmlns:w16="http://schemas.microsoft.com/office/word/2018/wordml" xmlns:w16du="http://schemas.microsoft.com/office/word/2023/wordml/word16du" xmlns:w16sdtdh="http://schemas.microsoft.com/office/word/2020/wordml/sdtdatahash" xmlns:w16sdtfl="http://schemas.microsoft.com/office/word/2024/wordml/sdtformatlock" xmlns:w16se="http://schemas.microsoft.com/office/word/2015/wordml/symex" mc:Ignorable="w14 w15 w16se w16cid w16 w16cex w16sdtdh w16sdtfl w16du">
   <w:docDefaults>
     <w:rPrDefault>
       <w:rPr>
@@ -5811,7 +5514,7 @@
       </w:pPr>
     </w:pPrDefault>
   </w:docDefaults>
-  <w:latentStyles w:defLockedState="0" w:defUIPriority="99" w:defSemiHidden="0" w:defUnhideWhenUsed="0" w:defQFormat="0" w:count="371">
+  <w:latentStyles w:defLockedState="0" w:defUIPriority="99" w:defSemiHidden="0" w:defUnhideWhenUsed="0" w:defQFormat="0" w:count="376">
     <w:lsdException w:name="Normal" w:uiPriority="0" w:qFormat="1"/>
     <w:lsdException w:name="heading 1" w:uiPriority="9" w:qFormat="1"/>
     <w:lsdException w:name="heading 2" w:semiHidden="1" w:uiPriority="9" w:unhideWhenUsed="1" w:qFormat="1"/>
@@ -6183,6 +5886,11 @@
     <w:lsdException w:name="List Table 5 Dark Accent 6" w:uiPriority="50"/>
     <w:lsdException w:name="List Table 6 Colorful Accent 6" w:uiPriority="51"/>
     <w:lsdException w:name="List Table 7 Colorful Accent 6" w:uiPriority="52"/>
+    <w:lsdException w:name="Mention" w:semiHidden="1" w:unhideWhenUsed="1"/>
+    <w:lsdException w:name="Smart Hyperlink" w:semiHidden="1" w:unhideWhenUsed="1"/>
+    <w:lsdException w:name="Hashtag" w:semiHidden="1" w:unhideWhenUsed="1"/>
+    <w:lsdException w:name="Unresolved Mention" w:semiHidden="1" w:unhideWhenUsed="1"/>
+    <w:lsdException w:name="Smart Link" w:semiHidden="1" w:unhideWhenUsed="1"/>
   </w:latentStyles>
   <w:style w:type="paragraph" w:default="1" w:styleId="Normal">
     <w:name w:val="Normal"/>
@@ -6191,6 +5899,7 @@
   <w:style w:type="character" w:default="1" w:styleId="DefaultParagraphFont">
     <w:name w:val="Default Paragraph Font"/>
     <w:uiPriority w:val="1"/>
+    <w:semiHidden/>
     <w:unhideWhenUsed/>
   </w:style>
   <w:style w:type="table" w:default="1" w:styleId="TableNormal">
